--- a/note/Spring MVC.docx
+++ b/note/Spring MVC.docx
@@ -79,8 +79,8 @@
         </w:rPr>
         <w:drawing>
           <wp:inline distT="0" distB="0" distL="0" distR="0">
-            <wp:extent cx="5943837" cy="2705100"/>
-            <wp:effectExtent l="19050" t="0" r="0" b="0"/>
+            <wp:extent cx="5938324" cy="1846384"/>
+            <wp:effectExtent l="19050" t="0" r="5276" b="0"/>
             <wp:docPr id="1" name="Picture 1" descr="https://docs.spring.io/spring-framework/docs/3.2.x/spring-framework-reference/html/images/mvc.png"/>
             <wp:cNvGraphicFramePr>
               <a:graphicFrameLocks xmlns:a="http://schemas.openxmlformats.org/drawingml/2006/main" noChangeAspect="1"/>
@@ -104,7 +104,7 @@
                   <pic:spPr bwMode="auto">
                     <a:xfrm>
                       <a:off x="0" y="0"/>
-                      <a:ext cx="5943600" cy="2704992"/>
+                      <a:ext cx="5943600" cy="1848024"/>
                     </a:xfrm>
                     <a:prstGeom prst="rect">
                       <a:avLst/>
@@ -297,14 +297,62 @@
         <w:rPr>
           <w:lang w:val="en-GB"/>
         </w:rPr>
-        <w:t xml:space="preserve">In detail: This is the starting point of the entire process. The request could be a GET request to retrieve data (like /products/list) or a POST request to send data (like submitting a login form). </w:t>
-      </w:r>
+        <w:t>In detail: This is the starting point of the entire process. The request could be a GET request to retrieve data (like /products/list) or a POST request to send data (like submitting a login form). The request first reaches the Servlet Engine (e.g., Apache Tomcat), which is the server running your web application.</w:t>
+      </w:r>
+    </w:p>
+    <w:p>
+      <w:pPr>
+        <w:pStyle w:val="ListParagraph"/>
+        <w:numPr>
+          <w:ilvl w:val="0"/>
+          <w:numId w:val="12"/>
+        </w:numPr>
+        <w:rPr>
+          <w:lang w:val="en-GB"/>
+        </w:rPr>
+      </w:pPr>
+      <w:r>
+        <w:rPr>
+          <w:lang w:val="en-GB"/>
+        </w:rPr>
+        <w:t>Front Controller (DispatcherServlet) Receives Request:</w:t>
+      </w:r>
+    </w:p>
+    <w:p>
+      <w:pPr>
+        <w:pStyle w:val="ListParagraph"/>
+        <w:numPr>
+          <w:ilvl w:val="0"/>
+          <w:numId w:val="4"/>
+        </w:numPr>
+        <w:rPr>
+          <w:lang w:val="en-GB"/>
+        </w:rPr>
+      </w:pPr>
+      <w:r>
+        <w:rPr>
+          <w:lang w:val="en-GB"/>
+        </w:rPr>
+        <w:t>What happens: The Servlet Engine, based on your application's configuration (usually web.xml or Java configuration), identifies that this incoming request should be handled by the Front Controller (which is Spring's DispatcherServlet).</w:t>
+      </w:r>
+    </w:p>
+    <w:p>
+      <w:pPr>
+        <w:pStyle w:val="ListParagraph"/>
+        <w:numPr>
+          <w:ilvl w:val="0"/>
+          <w:numId w:val="4"/>
+        </w:numPr>
+        <w:rPr>
+          <w:lang w:val="en-GB"/>
+        </w:rPr>
+      </w:pPr>
       <w:r>
         <w:rPr>
           <w:lang w:val="en-GB"/>
         </w:rPr>
         <w:lastRenderedPageBreak/>
-        <w:t>The request first reaches the Servlet Engine (e.g., Apache Tomcat), which is the server running your web application.</w:t>
+        <w:t>In detail: The DispatcherServlet is designed to be the single point of entry for all web requests in your Spring MVC application. It's not responsible for actually processing the request's business logic, but rather for delegating that responsibility to other components.</w:t>
       </w:r>
     </w:p>
     <w:p>
@@ -322,43 +370,43 @@
         <w:rPr>
           <w:lang w:val="en-GB"/>
         </w:rPr>
-        <w:t>Front Controller (DispatcherServlet) Receives Request:</w:t>
-      </w:r>
-    </w:p>
-    <w:p>
-      <w:pPr>
-        <w:pStyle w:val="ListParagraph"/>
-        <w:numPr>
-          <w:ilvl w:val="0"/>
-          <w:numId w:val="4"/>
-        </w:numPr>
-        <w:rPr>
-          <w:lang w:val="en-GB"/>
-        </w:rPr>
-      </w:pPr>
-      <w:r>
-        <w:rPr>
-          <w:lang w:val="en-GB"/>
-        </w:rPr>
-        <w:t>What happens: The Servlet Engine, based on your application's configuration (usually web.xml or Java configuration), identifies that this incoming request should be handled by the Front Controller (which is Spring's DispatcherServlet).</w:t>
-      </w:r>
-    </w:p>
-    <w:p>
-      <w:pPr>
-        <w:pStyle w:val="ListParagraph"/>
-        <w:numPr>
-          <w:ilvl w:val="0"/>
-          <w:numId w:val="4"/>
-        </w:numPr>
-        <w:rPr>
-          <w:lang w:val="en-GB"/>
-        </w:rPr>
-      </w:pPr>
-      <w:r>
-        <w:rPr>
-          <w:lang w:val="en-GB"/>
-        </w:rPr>
-        <w:t>In detail: The DispatcherServlet is designed to be the single point of entry for all web requests in your Spring MVC application. It's not responsible for actually processing the request's business logic, but rather for delegating that responsibility to other components.</w:t>
+        <w:t>Delegate Request to Controller:</w:t>
+      </w:r>
+    </w:p>
+    <w:p>
+      <w:pPr>
+        <w:pStyle w:val="ListParagraph"/>
+        <w:numPr>
+          <w:ilvl w:val="0"/>
+          <w:numId w:val="5"/>
+        </w:numPr>
+        <w:rPr>
+          <w:lang w:val="en-GB"/>
+        </w:rPr>
+      </w:pPr>
+      <w:r>
+        <w:rPr>
+          <w:lang w:val="en-GB"/>
+        </w:rPr>
+        <w:t>What happens: The DispatcherServlet looks at the incoming request's URL and other details to figure out which specific Controller method is configured to handle this particular request.</w:t>
+      </w:r>
+    </w:p>
+    <w:p>
+      <w:pPr>
+        <w:pStyle w:val="ListParagraph"/>
+        <w:numPr>
+          <w:ilvl w:val="0"/>
+          <w:numId w:val="5"/>
+        </w:numPr>
+        <w:rPr>
+          <w:lang w:val="en-GB"/>
+        </w:rPr>
+      </w:pPr>
+      <w:r>
+        <w:rPr>
+          <w:lang w:val="en-GB"/>
+        </w:rPr>
+        <w:t>In detail: Spring uses "Handler Mappings" (often based on annotations like @RequestMapping on your Controller methods) to match the incoming URL to the correct Controller method. Once a match is found, the DispatcherServlet invokes that specific Controller method, passing relevant request data to it.</w:t>
       </w:r>
     </w:p>
     <w:p>
@@ -376,43 +424,43 @@
         <w:rPr>
           <w:lang w:val="en-GB"/>
         </w:rPr>
-        <w:t>Delegate Request to Controller:</w:t>
-      </w:r>
-    </w:p>
-    <w:p>
-      <w:pPr>
-        <w:pStyle w:val="ListParagraph"/>
-        <w:numPr>
-          <w:ilvl w:val="0"/>
-          <w:numId w:val="5"/>
-        </w:numPr>
-        <w:rPr>
-          <w:lang w:val="en-GB"/>
-        </w:rPr>
-      </w:pPr>
-      <w:r>
-        <w:rPr>
-          <w:lang w:val="en-GB"/>
-        </w:rPr>
-        <w:t>What happens: The DispatcherServlet looks at the incoming request's URL and other details to figure out which specific Controller method is configured to handle this particular request.</w:t>
-      </w:r>
-    </w:p>
-    <w:p>
-      <w:pPr>
-        <w:pStyle w:val="ListParagraph"/>
-        <w:numPr>
-          <w:ilvl w:val="0"/>
-          <w:numId w:val="5"/>
-        </w:numPr>
-        <w:rPr>
-          <w:lang w:val="en-GB"/>
-        </w:rPr>
-      </w:pPr>
-      <w:r>
-        <w:rPr>
-          <w:lang w:val="en-GB"/>
-        </w:rPr>
-        <w:t>In detail: Spring uses "Handler Mappings" (often based on annotations like @RequestMapping on your Controller methods) to match the incoming URL to the correct Controller method. Once a match is found, the DispatcherServlet invokes that specific Controller method, passing relevant request data to it.</w:t>
+        <w:t>Controller Handles Request and Creates Model:</w:t>
+      </w:r>
+    </w:p>
+    <w:p>
+      <w:pPr>
+        <w:pStyle w:val="ListParagraph"/>
+        <w:numPr>
+          <w:ilvl w:val="0"/>
+          <w:numId w:val="6"/>
+        </w:numPr>
+        <w:rPr>
+          <w:lang w:val="en-GB"/>
+        </w:rPr>
+      </w:pPr>
+      <w:r>
+        <w:rPr>
+          <w:lang w:val="en-GB"/>
+        </w:rPr>
+        <w:t>What happens: The chosen Controller method executes its logic to process the request. It performs necessary operations and prepares any data that needs to be displayed to the user. This data is then put into a Model object.</w:t>
+      </w:r>
+    </w:p>
+    <w:p>
+      <w:pPr>
+        <w:pStyle w:val="ListParagraph"/>
+        <w:numPr>
+          <w:ilvl w:val="0"/>
+          <w:numId w:val="6"/>
+        </w:numPr>
+        <w:rPr>
+          <w:lang w:val="en-GB"/>
+        </w:rPr>
+      </w:pPr>
+      <w:r>
+        <w:rPr>
+          <w:lang w:val="en-GB"/>
+        </w:rPr>
+        <w:t>In detail: This is where your application's business logic for that specific request resides. For example, if it's a request for a product list, the Controller might call a ProductService to fetch product data from a database. If it's a form submission, it might validate the input and save it. The result of this processing – the data you want to show on the web page (e.g., a list of products, a user's details, a confirmation message) – is packaged into a Model. The Controller returns this Model, often along with the logical name of the View to the DispatcherServlet.</w:t>
       </w:r>
     </w:p>
     <w:p>
@@ -430,43 +478,43 @@
         <w:rPr>
           <w:lang w:val="en-GB"/>
         </w:rPr>
-        <w:t>Controller Handles Request and Creates Model:</w:t>
-      </w:r>
-    </w:p>
-    <w:p>
-      <w:pPr>
-        <w:pStyle w:val="ListParagraph"/>
-        <w:numPr>
-          <w:ilvl w:val="0"/>
-          <w:numId w:val="6"/>
-        </w:numPr>
-        <w:rPr>
-          <w:lang w:val="en-GB"/>
-        </w:rPr>
-      </w:pPr>
-      <w:r>
-        <w:rPr>
-          <w:lang w:val="en-GB"/>
-        </w:rPr>
-        <w:t>What happens: The chosen Controller method executes its logic to process the request. It performs necessary operations and prepares any data that needs to be displayed to the user. This data is then put into a Model object.</w:t>
-      </w:r>
-    </w:p>
-    <w:p>
-      <w:pPr>
-        <w:pStyle w:val="ListParagraph"/>
-        <w:numPr>
-          <w:ilvl w:val="0"/>
-          <w:numId w:val="6"/>
-        </w:numPr>
-        <w:rPr>
-          <w:lang w:val="en-GB"/>
-        </w:rPr>
-      </w:pPr>
-      <w:r>
-        <w:rPr>
-          <w:lang w:val="en-GB"/>
-        </w:rPr>
-        <w:t>In detail: This is where your application's business logic for that specific request resides. For example, if it's a request for a product list, the Controller might call a ProductService to fetch product data from a database. If it's a form submission, it might validate the input and save it. The result of this processing – the data you want to show on the web page (e.g., a list of products, a user's details, a confirmation message) – is packaged into a Model. The Controller returns this Model, often along with the logical name of the View to the DispatcherServlet.</w:t>
+        <w:t>Model Returned to Front Controller:</w:t>
+      </w:r>
+    </w:p>
+    <w:p>
+      <w:pPr>
+        <w:pStyle w:val="ListParagraph"/>
+        <w:numPr>
+          <w:ilvl w:val="0"/>
+          <w:numId w:val="7"/>
+        </w:numPr>
+        <w:rPr>
+          <w:lang w:val="en-GB"/>
+        </w:rPr>
+      </w:pPr>
+      <w:r>
+        <w:rPr>
+          <w:lang w:val="en-GB"/>
+        </w:rPr>
+        <w:t>What happens: The Controller returns the Model (containing the data) and the logical name of the View (e.g., "productsList", "welcomePage") back to the DispatcherServlet.</w:t>
+      </w:r>
+    </w:p>
+    <w:p>
+      <w:pPr>
+        <w:pStyle w:val="ListParagraph"/>
+        <w:numPr>
+          <w:ilvl w:val="0"/>
+          <w:numId w:val="7"/>
+        </w:numPr>
+        <w:rPr>
+          <w:lang w:val="en-GB"/>
+        </w:rPr>
+      </w:pPr>
+      <w:r>
+        <w:rPr>
+          <w:lang w:val="en-GB"/>
+        </w:rPr>
+        <w:t>In detail: The DispatcherServlet now has both the data that needs to be displayed and an indication of which type of page (View) should be used to display it.</w:t>
       </w:r>
     </w:p>
     <w:p>
@@ -484,43 +532,43 @@
         <w:rPr>
           <w:lang w:val="en-GB"/>
         </w:rPr>
-        <w:t>Model Returned to Front Controller:</w:t>
-      </w:r>
-    </w:p>
-    <w:p>
-      <w:pPr>
-        <w:pStyle w:val="ListParagraph"/>
-        <w:numPr>
-          <w:ilvl w:val="0"/>
-          <w:numId w:val="7"/>
-        </w:numPr>
-        <w:rPr>
-          <w:lang w:val="en-GB"/>
-        </w:rPr>
-      </w:pPr>
-      <w:r>
-        <w:rPr>
-          <w:lang w:val="en-GB"/>
-        </w:rPr>
-        <w:t>What happens: The Controller returns the Model (containing the data) and the logical name of the View (e.g., "productsList", "welcomePage") back to the DispatcherServlet.</w:t>
-      </w:r>
-    </w:p>
-    <w:p>
-      <w:pPr>
-        <w:pStyle w:val="ListParagraph"/>
-        <w:numPr>
-          <w:ilvl w:val="0"/>
-          <w:numId w:val="7"/>
-        </w:numPr>
-        <w:rPr>
-          <w:lang w:val="en-GB"/>
-        </w:rPr>
-      </w:pPr>
-      <w:r>
-        <w:rPr>
-          <w:lang w:val="en-GB"/>
-        </w:rPr>
-        <w:t>In detail: The DispatcherServlet now has both the data that needs to be displayed and an indication of which type of page (View) should be used to display it.</w:t>
+        <w:t>Delegate Rendering of Response to View Template:</w:t>
+      </w:r>
+    </w:p>
+    <w:p>
+      <w:pPr>
+        <w:pStyle w:val="ListParagraph"/>
+        <w:numPr>
+          <w:ilvl w:val="0"/>
+          <w:numId w:val="8"/>
+        </w:numPr>
+        <w:rPr>
+          <w:lang w:val="en-GB"/>
+        </w:rPr>
+      </w:pPr>
+      <w:r>
+        <w:rPr>
+          <w:lang w:val="en-GB"/>
+        </w:rPr>
+        <w:t>What happens: The DispatcherServlet needs to find the actual physical location of the View template based on the logical view name provided by the Controller. Once found, it delegates the task of generating the final response to this View template.</w:t>
+      </w:r>
+    </w:p>
+    <w:p>
+      <w:pPr>
+        <w:pStyle w:val="ListParagraph"/>
+        <w:numPr>
+          <w:ilvl w:val="0"/>
+          <w:numId w:val="8"/>
+        </w:numPr>
+        <w:rPr>
+          <w:lang w:val="en-GB"/>
+        </w:rPr>
+      </w:pPr>
+      <w:r>
+        <w:rPr>
+          <w:lang w:val="en-GB"/>
+        </w:rPr>
+        <w:t>In detail: The DispatcherServlet uses "View Resolvers" (e.g., InternalResourceViewResolver for JSPs, ThymeleafViewResolver for Thymeleaf) to translate the logical view name (like "productsList") into a concrete path (like /WEB-INF/views/productsList.jsp). After resolving the view, the DispatcherServlet passes the Model data to the View template.</w:t>
       </w:r>
     </w:p>
     <w:p>
@@ -538,43 +586,49 @@
         <w:rPr>
           <w:lang w:val="en-GB"/>
         </w:rPr>
-        <w:t>Delegate Rendering of Response to View Template:</w:t>
-      </w:r>
-    </w:p>
-    <w:p>
-      <w:pPr>
-        <w:pStyle w:val="ListParagraph"/>
-        <w:numPr>
-          <w:ilvl w:val="0"/>
-          <w:numId w:val="8"/>
-        </w:numPr>
-        <w:rPr>
-          <w:lang w:val="en-GB"/>
-        </w:rPr>
-      </w:pPr>
-      <w:r>
-        <w:rPr>
-          <w:lang w:val="en-GB"/>
-        </w:rPr>
-        <w:t>What happens: The DispatcherServlet needs to find the actual physical location of the View template based on the logical view name provided by the Controller. Once found, it delegates the task of generating the final response to this View template.</w:t>
-      </w:r>
-    </w:p>
-    <w:p>
-      <w:pPr>
-        <w:pStyle w:val="ListParagraph"/>
-        <w:numPr>
-          <w:ilvl w:val="0"/>
-          <w:numId w:val="8"/>
-        </w:numPr>
-        <w:rPr>
-          <w:lang w:val="en-GB"/>
-        </w:rPr>
-      </w:pPr>
-      <w:r>
-        <w:rPr>
-          <w:lang w:val="en-GB"/>
-        </w:rPr>
-        <w:t>In detail: The DispatcherServlet uses "View Resolvers" (e.g., InternalResourceViewResolver for JSPs, ThymeleafViewResolver for Thymeleaf) to translate the logical view name (like "productsList") into a concrete path (like /WEB-INF/views/productsList.jsp). After resolving the view, the DispatcherServlet passes the Model data to the View template.</w:t>
+        <w:t>View Template Renders Response:</w:t>
+      </w:r>
+    </w:p>
+    <w:p>
+      <w:pPr>
+        <w:pStyle w:val="ListParagraph"/>
+        <w:numPr>
+          <w:ilvl w:val="0"/>
+          <w:numId w:val="9"/>
+        </w:numPr>
+        <w:rPr>
+          <w:lang w:val="en-GB"/>
+        </w:rPr>
+      </w:pPr>
+      <w:r>
+        <w:rPr>
+          <w:lang w:val="en-GB"/>
+        </w:rPr>
+        <w:t>What happens: The View template takes the data from the Model and combines it with its own structure (e.g., HTML, CSS, JavaScript) to produce the final output that will be sent to the user.</w:t>
+      </w:r>
+    </w:p>
+    <w:p>
+      <w:pPr>
+        <w:pStyle w:val="ListParagraph"/>
+        <w:numPr>
+          <w:ilvl w:val="0"/>
+          <w:numId w:val="9"/>
+        </w:numPr>
+        <w:rPr>
+          <w:lang w:val="en-GB"/>
+        </w:rPr>
+      </w:pPr>
+      <w:r>
+        <w:rPr>
+          <w:lang w:val="en-GB"/>
+        </w:rPr>
+        <w:t>In detail: For instance, if it's a JSP, it will use JSTL tags or Expression Language (EL) to inject the Model data into the HTML structure. If it's a Thymeleaf template, it uses Thymeleaf's specific syntax. This step is purely about presentation; it transforms the raw data into a human-readable (or machine-readable, like JSON) format</w:t>
+      </w:r>
+      <w:r>
+        <w:rPr>
+          <w:lang w:val="en-GB"/>
+        </w:rPr>
+        <w:t>.</w:t>
       </w:r>
     </w:p>
     <w:p>
@@ -592,15 +646,15 @@
         <w:rPr>
           <w:lang w:val="en-GB"/>
         </w:rPr>
-        <w:t>View Template Renders Response:</w:t>
-      </w:r>
-    </w:p>
-    <w:p>
-      <w:pPr>
-        <w:pStyle w:val="ListParagraph"/>
-        <w:numPr>
-          <w:ilvl w:val="0"/>
-          <w:numId w:val="9"/>
+        <w:t>Return Control (and Rendered Response) to Front Controller:</w:t>
+      </w:r>
+    </w:p>
+    <w:p>
+      <w:pPr>
+        <w:pStyle w:val="ListParagraph"/>
+        <w:numPr>
+          <w:ilvl w:val="0"/>
+          <w:numId w:val="10"/>
         </w:numPr>
         <w:rPr>
           <w:lang w:val="en-GB"/>
@@ -611,31 +665,25 @@
           <w:lang w:val="en-GB"/>
         </w:rPr>
         <w:lastRenderedPageBreak/>
-        <w:t>What happens: The View template takes the data from the Model and combines it with its own structure (e.g., HTML, CSS, JavaScript) to produce the final output that will be sent to the user.</w:t>
-      </w:r>
-    </w:p>
-    <w:p>
-      <w:pPr>
-        <w:pStyle w:val="ListParagraph"/>
-        <w:numPr>
-          <w:ilvl w:val="0"/>
-          <w:numId w:val="9"/>
-        </w:numPr>
-        <w:rPr>
-          <w:lang w:val="en-GB"/>
-        </w:rPr>
-      </w:pPr>
-      <w:r>
-        <w:rPr>
-          <w:lang w:val="en-GB"/>
-        </w:rPr>
-        <w:t>In detail: For instance, if it's a JSP, it will use JSTL tags or Expression Language (EL) to inject the Model data into the HTML structure. If it's a Thymeleaf template, it uses Thymeleaf's specific syntax. This step is purely about presentation; it transforms the raw data into a human-readable (or machine-readable, like JSON) format</w:t>
-      </w:r>
-      <w:r>
-        <w:rPr>
-          <w:lang w:val="en-GB"/>
-        </w:rPr>
-        <w:t>.</w:t>
+        <w:t>What happens: Once the View template has finished generating the complete response (e.g., a full HTML page), it hands this rendered content back to the DispatcherServlet.</w:t>
+      </w:r>
+    </w:p>
+    <w:p>
+      <w:pPr>
+        <w:pStyle w:val="ListParagraph"/>
+        <w:numPr>
+          <w:ilvl w:val="0"/>
+          <w:numId w:val="10"/>
+        </w:numPr>
+        <w:rPr>
+          <w:lang w:val="en-GB"/>
+        </w:rPr>
+      </w:pPr>
+      <w:r>
+        <w:rPr>
+          <w:lang w:val="en-GB"/>
+        </w:rPr>
+        <w:t>In detail: This signifies that the View's job is complete, and the DispatcherServlet now has the final, ready-to-send output.</w:t>
       </w:r>
     </w:p>
     <w:p>
@@ -653,60 +701,6 @@
         <w:rPr>
           <w:lang w:val="en-GB"/>
         </w:rPr>
-        <w:t>Return Control (and Rendered Response) to Front Controller:</w:t>
-      </w:r>
-    </w:p>
-    <w:p>
-      <w:pPr>
-        <w:pStyle w:val="ListParagraph"/>
-        <w:numPr>
-          <w:ilvl w:val="0"/>
-          <w:numId w:val="10"/>
-        </w:numPr>
-        <w:rPr>
-          <w:lang w:val="en-GB"/>
-        </w:rPr>
-      </w:pPr>
-      <w:r>
-        <w:rPr>
-          <w:lang w:val="en-GB"/>
-        </w:rPr>
-        <w:t>What happens: Once the View template has finished generating the complete response (e.g., a full HTML page), it hands this rendered content back to the DispatcherServlet.</w:t>
-      </w:r>
-    </w:p>
-    <w:p>
-      <w:pPr>
-        <w:pStyle w:val="ListParagraph"/>
-        <w:numPr>
-          <w:ilvl w:val="0"/>
-          <w:numId w:val="10"/>
-        </w:numPr>
-        <w:rPr>
-          <w:lang w:val="en-GB"/>
-        </w:rPr>
-      </w:pPr>
-      <w:r>
-        <w:rPr>
-          <w:lang w:val="en-GB"/>
-        </w:rPr>
-        <w:t>In detail: This signifies that the View's job is complete, and the DispatcherServlet now has the final, ready-to-send output.</w:t>
-      </w:r>
-    </w:p>
-    <w:p>
-      <w:pPr>
-        <w:pStyle w:val="ListParagraph"/>
-        <w:numPr>
-          <w:ilvl w:val="0"/>
-          <w:numId w:val="12"/>
-        </w:numPr>
-        <w:rPr>
-          <w:lang w:val="en-GB"/>
-        </w:rPr>
-      </w:pPr>
-      <w:r>
-        <w:rPr>
-          <w:lang w:val="en-GB"/>
-        </w:rPr>
         <w:t>Front Controller Returns Response:</w:t>
       </w:r>
     </w:p>
@@ -818,11 +812,340 @@
     <w:p>
       <w:pPr>
         <w:pStyle w:val="ListParagraph"/>
+        <w:ind w:left="284"/>
+        <w:rPr>
+          <w:lang w:val="en-GB"/>
+        </w:rPr>
+      </w:pPr>
+      <w:r>
+        <w:rPr>
+          <w:lang w:val="en-GB"/>
+        </w:rPr>
+        <w:t>Model Attribute in Spring MVC is used to:</w:t>
+      </w:r>
+    </w:p>
+    <w:p>
+      <w:pPr>
+        <w:pStyle w:val="ListParagraph"/>
+        <w:numPr>
+          <w:ilvl w:val="0"/>
+          <w:numId w:val="15"/>
+        </w:numPr>
+        <w:rPr>
+          <w:lang w:val="en-GB"/>
+        </w:rPr>
+      </w:pPr>
+      <w:r>
+        <w:rPr>
+          <w:b/>
+          <w:bCs/>
+          <w:lang w:val="en-GB"/>
+        </w:rPr>
+        <w:t>Bind Form Data to Model Object</w:t>
+      </w:r>
+      <w:r>
+        <w:rPr>
+          <w:lang w:val="en-GB"/>
+        </w:rPr>
+        <w:t xml:space="preserve">: When a form is submitted, Spring MVC uses </w:t>
+      </w:r>
+      <w:r>
+        <w:rPr>
+          <w:i/>
+          <w:iCs/>
+          <w:lang w:val="en-GB"/>
+        </w:rPr>
+        <w:t>@ModelAttribute</w:t>
+      </w:r>
+      <w:r>
+        <w:rPr>
+          <w:i/>
+          <w:iCs/>
+          <w:lang w:val="en-GB"/>
+        </w:rPr>
+        <w:t xml:space="preserve"> </w:t>
+      </w:r>
+      <w:r>
+        <w:rPr>
+          <w:lang w:val="en-GB"/>
+        </w:rPr>
+        <w:t xml:space="preserve">to automatically populate java Object associated with the modelAttribute. For Example: </w:t>
+      </w:r>
+      <w:r>
+        <w:rPr>
+          <w:lang w:val="en-GB"/>
+        </w:rPr>
+        <w:br/>
+        <w:t>DTO class</w:t>
+      </w:r>
+      <w:r>
+        <w:rPr>
+          <w:lang w:val="en-GB"/>
+        </w:rPr>
+        <w:br/>
+        <w:t>public class User {</w:t>
+      </w:r>
+      <w:r>
+        <w:rPr>
+          <w:lang w:val="en-GB"/>
+        </w:rPr>
+        <w:br/>
+        <w:t xml:space="preserve"> </w:t>
+      </w:r>
+      <w:r>
+        <w:rPr>
+          <w:lang w:val="en-GB"/>
+        </w:rPr>
+        <w:tab/>
+        <w:t xml:space="preserve">private String name; </w:t>
+      </w:r>
+      <w:r>
+        <w:rPr>
+          <w:lang w:val="en-GB"/>
+        </w:rPr>
+        <w:br/>
+        <w:t xml:space="preserve"> </w:t>
+      </w:r>
+      <w:r>
+        <w:rPr>
+          <w:lang w:val="en-GB"/>
+        </w:rPr>
+        <w:tab/>
+        <w:t xml:space="preserve">private int age; </w:t>
+      </w:r>
+      <w:r>
+        <w:rPr>
+          <w:lang w:val="en-GB"/>
+        </w:rPr>
+        <w:br/>
+        <w:t xml:space="preserve"> </w:t>
+      </w:r>
+      <w:r>
+        <w:rPr>
+          <w:lang w:val="en-GB"/>
+        </w:rPr>
+        <w:tab/>
+        <w:t>//getters and setters</w:t>
+      </w:r>
+      <w:r>
+        <w:rPr>
+          <w:lang w:val="en-GB"/>
+        </w:rPr>
+        <w:br/>
+        <w:t>}</w:t>
+      </w:r>
+      <w:r>
+        <w:rPr>
+          <w:lang w:val="en-GB"/>
+        </w:rPr>
+        <w:t xml:space="preserve"> </w:t>
+      </w:r>
+      <w:r>
+        <w:rPr>
+          <w:lang w:val="en-GB"/>
+        </w:rPr>
+        <w:br/>
+        <w:t>Controller Method:</w:t>
+      </w:r>
+    </w:p>
+    <w:p>
+      <w:pPr>
+        <w:pStyle w:val="ListParagraph"/>
+        <w:ind w:left="1004"/>
+        <w:rPr>
+          <w:lang w:val="en-GB"/>
+        </w:rPr>
+      </w:pPr>
+      <w:r>
+        <w:rPr>
+          <w:lang w:val="en-GB"/>
+        </w:rPr>
+        <w:t>@PostMapping(“/register”)</w:t>
+      </w:r>
+      <w:r>
+        <w:rPr>
+          <w:lang w:val="en-GB"/>
+        </w:rPr>
+        <w:br/>
+        <w:t>public String registerUser(@ModelAttribute(“userDetails”) User user) {</w:t>
+      </w:r>
+      <w:r>
+        <w:rPr>
+          <w:lang w:val="en-GB"/>
+        </w:rPr>
+        <w:br/>
+        <w:t xml:space="preserve"> </w:t>
+      </w:r>
+      <w:r>
+        <w:rPr>
+          <w:lang w:val="en-GB"/>
+        </w:rPr>
+        <w:tab/>
+        <w:t>userService.save(user);</w:t>
+      </w:r>
+      <w:r>
+        <w:rPr>
+          <w:lang w:val="en-GB"/>
+        </w:rPr>
+        <w:br/>
+        <w:t xml:space="preserve"> </w:t>
+      </w:r>
+      <w:r>
+        <w:rPr>
+          <w:lang w:val="en-GB"/>
+        </w:rPr>
+        <w:tab/>
+        <w:t>return “success.jsp”;</w:t>
+      </w:r>
+      <w:r>
+        <w:rPr>
+          <w:lang w:val="en-GB"/>
+        </w:rPr>
+        <w:br/>
+        <w:t>}</w:t>
+      </w:r>
+    </w:p>
+    <w:p>
+      <w:pPr>
+        <w:pStyle w:val="ListParagraph"/>
+        <w:ind w:left="1004"/>
+        <w:rPr>
+          <w:lang w:val="en-GB"/>
+        </w:rPr>
+      </w:pPr>
+      <w:r>
+        <w:rPr>
+          <w:lang w:val="en-GB"/>
+        </w:rPr>
+        <w:t>In JSP file</w:t>
+      </w:r>
+      <w:r>
+        <w:rPr>
+          <w:lang w:val="en-GB"/>
+        </w:rPr>
+        <w:br/>
+        <w:t>&lt;form action = “/register” method = “post” modelAttribute= “userDetails”&gt;</w:t>
+      </w:r>
+      <w:r>
+        <w:rPr>
+          <w:lang w:val="en-GB"/>
+        </w:rPr>
+        <w:br/>
+        <w:t xml:space="preserve"> </w:t>
+      </w:r>
+      <w:r>
+        <w:rPr>
+          <w:lang w:val="en-GB"/>
+        </w:rPr>
+        <w:tab/>
+        <w:t>Name:&lt;input type = “text” name= “name”&gt;</w:t>
+      </w:r>
+      <w:r>
+        <w:rPr>
+          <w:lang w:val="en-GB"/>
+        </w:rPr>
+        <w:br/>
+        <w:t xml:space="preserve"> </w:t>
+      </w:r>
+      <w:r>
+        <w:rPr>
+          <w:lang w:val="en-GB"/>
+        </w:rPr>
+        <w:tab/>
+        <w:t>Age: &lt;input type = “text” name= “age”&gt;</w:t>
+      </w:r>
+      <w:r>
+        <w:rPr>
+          <w:lang w:val="en-GB"/>
+        </w:rPr>
+        <w:br/>
+        <w:t xml:space="preserve"> </w:t>
+      </w:r>
+      <w:r>
+        <w:rPr>
+          <w:lang w:val="en-GB"/>
+        </w:rPr>
+        <w:tab/>
+        <w:t>&lt;input type= “submit” value = “Submit”/&gt;</w:t>
+      </w:r>
+      <w:r>
+        <w:rPr>
+          <w:lang w:val="en-GB"/>
+        </w:rPr>
+        <w:br/>
+        <w:t>&lt;/form&gt;</w:t>
+      </w:r>
+      <w:r>
+        <w:rPr>
+          <w:lang w:val="en-GB"/>
+        </w:rPr>
+        <w:br/>
+        <w:t xml:space="preserve">In above code, </w:t>
+      </w:r>
+      <w:r>
+        <w:rPr>
+          <w:lang w:val="en-GB"/>
+        </w:rPr>
+        <w:t xml:space="preserve">In form, the modelAttribute will contain all form values in key value pairs. This key-value pair will be collectively recognized as “userDetails”. </w:t>
+      </w:r>
+      <w:r>
+        <w:rPr>
+          <w:lang w:val="en-GB"/>
+        </w:rPr>
+        <w:t xml:space="preserve">Spring MVC will </w:t>
+      </w:r>
+      <w:r>
+        <w:rPr>
+          <w:lang w:val="en-GB"/>
+        </w:rPr>
+        <w:t xml:space="preserve">take the data from “userDetails” modelAttribute and map it to “user” object in controller. </w:t>
+      </w:r>
+    </w:p>
+    <w:p>
+      <w:pPr>
+        <w:pStyle w:val="ListParagraph"/>
+        <w:numPr>
+          <w:ilvl w:val="0"/>
+          <w:numId w:val="15"/>
+        </w:numPr>
+        <w:rPr>
+          <w:lang w:val="en-GB"/>
+        </w:rPr>
+      </w:pPr>
+      <w:r>
+        <w:rPr>
+          <w:lang w:val="en-GB"/>
+        </w:rPr>
+        <w:lastRenderedPageBreak/>
+        <w:t>Exposing Model Attribute to the view: Some times, we want to make data available to our view even before the controller runs (pre-loaded data). But this is less likely to be used. Use ModelMap to send data to view.</w:t>
+      </w:r>
+    </w:p>
+    <w:p>
+      <w:pPr>
+        <w:rPr>
+          <w:lang w:val="en-GB"/>
+        </w:rPr>
+      </w:pPr>
+      <w:r>
+        <w:rPr>
+          <w:lang w:val="en-GB"/>
+        </w:rPr>
+        <w:t>Hence we</w:t>
+      </w:r>
+      <w:r>
+        <w:rPr>
+          <w:lang w:val="en-GB"/>
+        </w:rPr>
+        <w:t xml:space="preserve"> say that modelAttribute can be used to send data from view to Controller and for sending data from controller to view we can use ModelMap.</w:t>
+      </w:r>
+    </w:p>
+    <w:p>
+      <w:pPr>
+        <w:pStyle w:val="ListParagraph"/>
         <w:numPr>
           <w:ilvl w:val="0"/>
           <w:numId w:val="13"/>
         </w:numPr>
-        <w:ind w:left="284"/>
         <w:rPr>
           <w:lang w:val="en-GB"/>
         </w:rPr>
@@ -1202,6 +1525,119 @@
     </w:lvl>
   </w:abstractNum>
   <w:abstractNum w:abstractNumId="2">
+    <w:nsid w:val="1B4853C3"/>
+    <w:multiLevelType w:val="hybridMultilevel"/>
+    <w:tmpl w:val="2684073A"/>
+    <w:lvl w:ilvl="0" w:tplc="04090001">
+      <w:start w:val="1"/>
+      <w:numFmt w:val="bullet"/>
+      <w:lvlText w:val=""/>
+      <w:lvlJc w:val="left"/>
+      <w:pPr>
+        <w:ind w:left="1004" w:hanging="360"/>
+      </w:pPr>
+      <w:rPr>
+        <w:rFonts w:ascii="Symbol" w:hAnsi="Symbol" w:hint="default"/>
+      </w:rPr>
+    </w:lvl>
+    <w:lvl w:ilvl="1" w:tplc="04090003" w:tentative="1">
+      <w:start w:val="1"/>
+      <w:numFmt w:val="bullet"/>
+      <w:lvlText w:val="o"/>
+      <w:lvlJc w:val="left"/>
+      <w:pPr>
+        <w:ind w:left="1724" w:hanging="360"/>
+      </w:pPr>
+      <w:rPr>
+        <w:rFonts w:ascii="Courier New" w:hAnsi="Courier New" w:cs="Courier New" w:hint="default"/>
+      </w:rPr>
+    </w:lvl>
+    <w:lvl w:ilvl="2" w:tplc="04090005" w:tentative="1">
+      <w:start w:val="1"/>
+      <w:numFmt w:val="bullet"/>
+      <w:lvlText w:val=""/>
+      <w:lvlJc w:val="left"/>
+      <w:pPr>
+        <w:ind w:left="2444" w:hanging="360"/>
+      </w:pPr>
+      <w:rPr>
+        <w:rFonts w:ascii="Wingdings" w:hAnsi="Wingdings" w:hint="default"/>
+      </w:rPr>
+    </w:lvl>
+    <w:lvl w:ilvl="3" w:tplc="04090001" w:tentative="1">
+      <w:start w:val="1"/>
+      <w:numFmt w:val="bullet"/>
+      <w:lvlText w:val=""/>
+      <w:lvlJc w:val="left"/>
+      <w:pPr>
+        <w:ind w:left="3164" w:hanging="360"/>
+      </w:pPr>
+      <w:rPr>
+        <w:rFonts w:ascii="Symbol" w:hAnsi="Symbol" w:hint="default"/>
+      </w:rPr>
+    </w:lvl>
+    <w:lvl w:ilvl="4" w:tplc="04090003" w:tentative="1">
+      <w:start w:val="1"/>
+      <w:numFmt w:val="bullet"/>
+      <w:lvlText w:val="o"/>
+      <w:lvlJc w:val="left"/>
+      <w:pPr>
+        <w:ind w:left="3884" w:hanging="360"/>
+      </w:pPr>
+      <w:rPr>
+        <w:rFonts w:ascii="Courier New" w:hAnsi="Courier New" w:cs="Courier New" w:hint="default"/>
+      </w:rPr>
+    </w:lvl>
+    <w:lvl w:ilvl="5" w:tplc="04090005" w:tentative="1">
+      <w:start w:val="1"/>
+      <w:numFmt w:val="bullet"/>
+      <w:lvlText w:val=""/>
+      <w:lvlJc w:val="left"/>
+      <w:pPr>
+        <w:ind w:left="4604" w:hanging="360"/>
+      </w:pPr>
+      <w:rPr>
+        <w:rFonts w:ascii="Wingdings" w:hAnsi="Wingdings" w:hint="default"/>
+      </w:rPr>
+    </w:lvl>
+    <w:lvl w:ilvl="6" w:tplc="04090001" w:tentative="1">
+      <w:start w:val="1"/>
+      <w:numFmt w:val="bullet"/>
+      <w:lvlText w:val=""/>
+      <w:lvlJc w:val="left"/>
+      <w:pPr>
+        <w:ind w:left="5324" w:hanging="360"/>
+      </w:pPr>
+      <w:rPr>
+        <w:rFonts w:ascii="Symbol" w:hAnsi="Symbol" w:hint="default"/>
+      </w:rPr>
+    </w:lvl>
+    <w:lvl w:ilvl="7" w:tplc="04090003" w:tentative="1">
+      <w:start w:val="1"/>
+      <w:numFmt w:val="bullet"/>
+      <w:lvlText w:val="o"/>
+      <w:lvlJc w:val="left"/>
+      <w:pPr>
+        <w:ind w:left="6044" w:hanging="360"/>
+      </w:pPr>
+      <w:rPr>
+        <w:rFonts w:ascii="Courier New" w:hAnsi="Courier New" w:cs="Courier New" w:hint="default"/>
+      </w:rPr>
+    </w:lvl>
+    <w:lvl w:ilvl="8" w:tplc="04090005" w:tentative="1">
+      <w:start w:val="1"/>
+      <w:numFmt w:val="bullet"/>
+      <w:lvlText w:val=""/>
+      <w:lvlJc w:val="left"/>
+      <w:pPr>
+        <w:ind w:left="6764" w:hanging="360"/>
+      </w:pPr>
+      <w:rPr>
+        <w:rFonts w:ascii="Wingdings" w:hAnsi="Wingdings" w:hint="default"/>
+      </w:rPr>
+    </w:lvl>
+  </w:abstractNum>
+  <w:abstractNum w:abstractNumId="3">
     <w:nsid w:val="242F6276"/>
     <w:multiLevelType w:val="hybridMultilevel"/>
     <w:tmpl w:val="8200DAA6"/>
@@ -1314,7 +1750,7 @@
       </w:rPr>
     </w:lvl>
   </w:abstractNum>
-  <w:abstractNum w:abstractNumId="3">
+  <w:abstractNum w:abstractNumId="4">
     <w:nsid w:val="25502DA0"/>
     <w:multiLevelType w:val="hybridMultilevel"/>
     <w:tmpl w:val="8BE8DD5E"/>
@@ -1427,7 +1863,7 @@
       </w:rPr>
     </w:lvl>
   </w:abstractNum>
-  <w:abstractNum w:abstractNumId="4">
+  <w:abstractNum w:abstractNumId="5">
     <w:nsid w:val="33517294"/>
     <w:multiLevelType w:val="hybridMultilevel"/>
     <w:tmpl w:val="9A985AA6"/>
@@ -1540,7 +1976,7 @@
       </w:rPr>
     </w:lvl>
   </w:abstractNum>
-  <w:abstractNum w:abstractNumId="5">
+  <w:abstractNum w:abstractNumId="6">
     <w:nsid w:val="37852F79"/>
     <w:multiLevelType w:val="hybridMultilevel"/>
     <w:tmpl w:val="CC60288E"/>
@@ -1653,7 +2089,7 @@
       </w:rPr>
     </w:lvl>
   </w:abstractNum>
-  <w:abstractNum w:abstractNumId="6">
+  <w:abstractNum w:abstractNumId="7">
     <w:nsid w:val="3E32515D"/>
     <w:multiLevelType w:val="hybridMultilevel"/>
     <w:tmpl w:val="4A46DD88"/>
@@ -1742,7 +2178,7 @@
       </w:pPr>
     </w:lvl>
   </w:abstractNum>
-  <w:abstractNum w:abstractNumId="7">
+  <w:abstractNum w:abstractNumId="8">
     <w:nsid w:val="40110008"/>
     <w:multiLevelType w:val="hybridMultilevel"/>
     <w:tmpl w:val="8CB45A40"/>
@@ -1855,7 +2291,7 @@
       </w:rPr>
     </w:lvl>
   </w:abstractNum>
-  <w:abstractNum w:abstractNumId="8">
+  <w:abstractNum w:abstractNumId="9">
     <w:nsid w:val="4DC36849"/>
     <w:multiLevelType w:val="hybridMultilevel"/>
     <w:tmpl w:val="11AEB486"/>
@@ -1968,7 +2404,7 @@
       </w:rPr>
     </w:lvl>
   </w:abstractNum>
-  <w:abstractNum w:abstractNumId="9">
+  <w:abstractNum w:abstractNumId="10">
     <w:nsid w:val="633940E9"/>
     <w:multiLevelType w:val="hybridMultilevel"/>
     <w:tmpl w:val="F33E3F28"/>
@@ -2081,7 +2517,7 @@
       </w:rPr>
     </w:lvl>
   </w:abstractNum>
-  <w:abstractNum w:abstractNumId="10">
+  <w:abstractNum w:abstractNumId="11">
     <w:nsid w:val="652A44E4"/>
     <w:multiLevelType w:val="hybridMultilevel"/>
     <w:tmpl w:val="1580557E"/>
@@ -2194,7 +2630,7 @@
       </w:rPr>
     </w:lvl>
   </w:abstractNum>
-  <w:abstractNum w:abstractNumId="11">
+  <w:abstractNum w:abstractNumId="12">
     <w:nsid w:val="6F975681"/>
     <w:multiLevelType w:val="hybridMultilevel"/>
     <w:tmpl w:val="EEAE4A14"/>
@@ -2307,7 +2743,7 @@
       </w:rPr>
     </w:lvl>
   </w:abstractNum>
-  <w:abstractNum w:abstractNumId="12">
+  <w:abstractNum w:abstractNumId="13">
     <w:nsid w:val="70C3294D"/>
     <w:multiLevelType w:val="hybridMultilevel"/>
     <w:tmpl w:val="0B48294C"/>
@@ -2420,7 +2856,7 @@
       </w:rPr>
     </w:lvl>
   </w:abstractNum>
-  <w:abstractNum w:abstractNumId="13">
+  <w:abstractNum w:abstractNumId="14">
     <w:nsid w:val="78C14470"/>
     <w:multiLevelType w:val="hybridMultilevel"/>
     <w:tmpl w:val="471A239E"/>
@@ -2510,46 +2946,49 @@
     </w:lvl>
   </w:abstractNum>
   <w:num w:numId="1">
+    <w:abstractNumId w:val="9"/>
+  </w:num>
+  <w:num w:numId="2">
+    <w:abstractNumId w:val="14"/>
+  </w:num>
+  <w:num w:numId="3">
+    <w:abstractNumId w:val="5"/>
+  </w:num>
+  <w:num w:numId="4">
+    <w:abstractNumId w:val="11"/>
+  </w:num>
+  <w:num w:numId="5">
     <w:abstractNumId w:val="8"/>
   </w:num>
-  <w:num w:numId="2">
-    <w:abstractNumId w:val="13"/>
-  </w:num>
-  <w:num w:numId="3">
+  <w:num w:numId="6">
     <w:abstractNumId w:val="4"/>
   </w:num>
-  <w:num w:numId="4">
+  <w:num w:numId="7">
     <w:abstractNumId w:val="10"/>
   </w:num>
-  <w:num w:numId="5">
-    <w:abstractNumId w:val="7"/>
-  </w:num>
-  <w:num w:numId="6">
-    <w:abstractNumId w:val="3"/>
-  </w:num>
-  <w:num w:numId="7">
-    <w:abstractNumId w:val="9"/>
-  </w:num>
   <w:num w:numId="8">
-    <w:abstractNumId w:val="11"/>
+    <w:abstractNumId w:val="12"/>
   </w:num>
   <w:num w:numId="9">
     <w:abstractNumId w:val="1"/>
   </w:num>
   <w:num w:numId="10">
-    <w:abstractNumId w:val="2"/>
+    <w:abstractNumId w:val="3"/>
   </w:num>
   <w:num w:numId="11">
-    <w:abstractNumId w:val="12"/>
+    <w:abstractNumId w:val="13"/>
   </w:num>
   <w:num w:numId="12">
     <w:abstractNumId w:val="0"/>
   </w:num>
   <w:num w:numId="13">
+    <w:abstractNumId w:val="7"/>
+  </w:num>
+  <w:num w:numId="14">
     <w:abstractNumId w:val="6"/>
   </w:num>
-  <w:num w:numId="14">
-    <w:abstractNumId w:val="5"/>
+  <w:num w:numId="15">
+    <w:abstractNumId w:val="2"/>
   </w:num>
 </w:numbering>
 </file>

--- a/note/Spring MVC.docx
+++ b/note/Spring MVC.docx
@@ -153,7 +153,20 @@
         <w:rPr>
           <w:lang w:val="en-GB"/>
         </w:rPr>
-        <w:t>Front Controller (DispatcherServlet): This is the central entry point for all requests in a Spring MVC application. Think of it as the "traffic cop" that directs incoming requests to the right place. In Spring, this is specifically the DispatcherServlet.</w:t>
+        <w:t xml:space="preserve">Front Controller (DispatcherServlet): This is the </w:t>
+      </w:r>
+      <w:r>
+        <w:rPr>
+          <w:u w:val="single"/>
+          <w:lang w:val="en-GB"/>
+        </w:rPr>
+        <w:t>central entry point for all requests</w:t>
+      </w:r>
+      <w:r>
+        <w:rPr>
+          <w:lang w:val="en-GB"/>
+        </w:rPr>
+        <w:t xml:space="preserve"> in a Spring MVC application. Think of it as the "traffic cop" that directs incoming requests to the right place. In Spring, this is specifically the DispatcherServlet.</w:t>
       </w:r>
     </w:p>
     <w:p>
@@ -172,7 +185,26 @@
         <w:rPr>
           <w:lang w:val="en-GB"/>
         </w:rPr>
-        <w:t>Controller: This is where your application's logic for handling specific requests resides. It processes the request, interacts with your business services, and prepares data.</w:t>
+        <w:t xml:space="preserve">Controller: This is where </w:t>
+      </w:r>
+      <w:r>
+        <w:rPr>
+          <w:lang w:val="en-GB"/>
+        </w:rPr>
+        <w:t xml:space="preserve">our </w:t>
+      </w:r>
+      <w:r>
+        <w:rPr>
+          <w:u w:val="single"/>
+          <w:lang w:val="en-GB"/>
+        </w:rPr>
+        <w:t>application's logic for handling specific requests</w:t>
+      </w:r>
+      <w:r>
+        <w:rPr>
+          <w:lang w:val="en-GB"/>
+        </w:rPr>
+        <w:t xml:space="preserve"> resides. It processes the request, interacts with your business services, and prepares data.</w:t>
       </w:r>
     </w:p>
     <w:p>
@@ -191,7 +223,20 @@
         <w:rPr>
           <w:lang w:val="en-GB"/>
         </w:rPr>
-        <w:t>Model: A simple container (like a Map or a plain Java object) that holds the data that needs to be displayed on the web page. The Controller creates this data.</w:t>
+        <w:t xml:space="preserve">Model: A simple container (like a Map or a plain Java object) that </w:t>
+      </w:r>
+      <w:r>
+        <w:rPr>
+          <w:u w:val="single"/>
+          <w:lang w:val="en-GB"/>
+        </w:rPr>
+        <w:t>holds the data that needs to be displayed on the web page</w:t>
+      </w:r>
+      <w:r>
+        <w:rPr>
+          <w:lang w:val="en-GB"/>
+        </w:rPr>
+        <w:t>. The Controller creates this data.</w:t>
       </w:r>
     </w:p>
     <w:p>
@@ -210,7 +255,20 @@
         <w:rPr>
           <w:lang w:val="en-GB"/>
         </w:rPr>
-        <w:t>View template: This is typically a file (like a JSP, Thymeleaf, or FreeMarker template) that defines how the data from the Model should be presented to the user (e.g., as an HTML page).</w:t>
+        <w:t xml:space="preserve">View template: This is typically a file (like a JSP, Thymeleaf, or FreeMarker template) that </w:t>
+      </w:r>
+      <w:r>
+        <w:rPr>
+          <w:u w:val="single"/>
+          <w:lang w:val="en-GB"/>
+        </w:rPr>
+        <w:t>defines how the data from the Model should be presented</w:t>
+      </w:r>
+      <w:r>
+        <w:rPr>
+          <w:lang w:val="en-GB"/>
+        </w:rPr>
+        <w:t xml:space="preserve"> to the user (e.g., as an HTML page).</w:t>
       </w:r>
     </w:p>
     <w:p>
@@ -229,7 +287,33 @@
         <w:rPr>
           <w:lang w:val="en-GB"/>
         </w:rPr>
-        <w:t>Servlet Engine (e.g., Tomcat): The application server that hosts and runs your Spring Web MVC application.</w:t>
+        <w:t>Servlet Engine (e.g., Tomcat): The applicat</w:t>
+      </w:r>
+      <w:r>
+        <w:rPr>
+          <w:lang w:val="en-GB"/>
+        </w:rPr>
+        <w:t xml:space="preserve">ion </w:t>
+      </w:r>
+      <w:r>
+        <w:rPr>
+          <w:u w:val="single"/>
+          <w:lang w:val="en-GB"/>
+        </w:rPr>
+        <w:t xml:space="preserve">server that hosts and runs </w:t>
+      </w:r>
+      <w:r>
+        <w:rPr>
+          <w:u w:val="single"/>
+          <w:lang w:val="en-GB"/>
+        </w:rPr>
+        <w:t>our Spring Web MVC application</w:t>
+      </w:r>
+      <w:r>
+        <w:rPr>
+          <w:lang w:val="en-GB"/>
+        </w:rPr>
+        <w:t>.</w:t>
       </w:r>
     </w:p>
     <w:p>
@@ -279,7 +363,46 @@
         <w:rPr>
           <w:lang w:val="en-GB"/>
         </w:rPr>
-        <w:t>What happens: A user's web browser (or another client) sends an HTTP request (e.g., typing a URL, clicking a link, submitting a form) to your web application running on the server.</w:t>
+        <w:t xml:space="preserve">What happens: A user's </w:t>
+      </w:r>
+      <w:r>
+        <w:rPr>
+          <w:u w:val="single"/>
+          <w:lang w:val="en-GB"/>
+        </w:rPr>
+        <w:t>browser</w:t>
+      </w:r>
+      <w:r>
+        <w:rPr>
+          <w:lang w:val="en-GB"/>
+        </w:rPr>
+        <w:t xml:space="preserve"> (or another client) </w:t>
+      </w:r>
+      <w:r>
+        <w:rPr>
+          <w:u w:val="single"/>
+          <w:lang w:val="en-GB"/>
+        </w:rPr>
+        <w:t>sends an HTTP request</w:t>
+      </w:r>
+      <w:r>
+        <w:rPr>
+          <w:lang w:val="en-GB"/>
+        </w:rPr>
+        <w:t xml:space="preserve"> (e.g., typing a URL, clicking a link, submitting a form) </w:t>
+      </w:r>
+      <w:r>
+        <w:rPr>
+          <w:u w:val="single"/>
+          <w:lang w:val="en-GB"/>
+        </w:rPr>
+        <w:t>to our web application</w:t>
+      </w:r>
+      <w:r>
+        <w:rPr>
+          <w:lang w:val="en-GB"/>
+        </w:rPr>
+        <w:t xml:space="preserve"> running on the server.</w:t>
       </w:r>
     </w:p>
     <w:p>
@@ -297,7 +420,32 @@
         <w:rPr>
           <w:lang w:val="en-GB"/>
         </w:rPr>
-        <w:t>In detail: This is the starting point of the entire process. The request could be a GET request to retrieve data (like /products/list) or a POST request to send data (like submitting a login form). The request first reaches the Servlet Engine (e.g., Apache Tomcat), which is the server running your web application.</w:t>
+        <w:t xml:space="preserve">In detail: This is the starting point of the entire process. The request could be a GET request to retrieve data (like /products/list) or a POST request to send data (like submitting a login form). </w:t>
+      </w:r>
+      <w:r>
+        <w:rPr>
+          <w:u w:val="single"/>
+          <w:lang w:val="en-GB"/>
+        </w:rPr>
+        <w:t>The request first reaches the Servlet Engine</w:t>
+      </w:r>
+      <w:r>
+        <w:rPr>
+          <w:lang w:val="en-GB"/>
+        </w:rPr>
+        <w:t xml:space="preserve"> (e.g., Apache Tomcat</w:t>
+      </w:r>
+      <w:r>
+        <w:rPr>
+          <w:lang w:val="en-GB"/>
+        </w:rPr>
+        <w:t xml:space="preserve">), which is the server running </w:t>
+      </w:r>
+      <w:r>
+        <w:rPr>
+          <w:lang w:val="en-GB"/>
+        </w:rPr>
+        <w:t>our web application.</w:t>
       </w:r>
     </w:p>
     <w:p>
@@ -333,7 +481,25 @@
         <w:rPr>
           <w:lang w:val="en-GB"/>
         </w:rPr>
-        <w:t>What happens: The Servlet Engine, based on your application's configuration (usually web.xml or Java configuration), identifies that this incoming request should be handled by the Front Controller (which is Spring's DispatcherServlet).</w:t>
+        <w:t>What happens</w:t>
+      </w:r>
+      <w:r>
+        <w:rPr>
+          <w:lang w:val="en-GB"/>
+        </w:rPr>
+        <w:t xml:space="preserve">: The Servlet Engine, </w:t>
+      </w:r>
+      <w:r>
+        <w:rPr>
+          <w:lang w:val="en-GB"/>
+        </w:rPr>
+        <w:t xml:space="preserve">passes the request to </w:t>
+      </w:r>
+      <w:r>
+        <w:rPr>
+          <w:lang w:val="en-GB"/>
+        </w:rPr>
+        <w:t>Front Controller (DispatcherServlet).</w:t>
       </w:r>
     </w:p>
     <w:p>
@@ -352,7 +518,43 @@
           <w:lang w:val="en-GB"/>
         </w:rPr>
         <w:lastRenderedPageBreak/>
-        <w:t>In detail: The DispatcherServlet is designed to be the single point of entry for all web requests in your Spring MVC application. It's not responsible for actually processing the request's business logic, but rather for delegating that responsibility to other components.</w:t>
+        <w:t>In detail: The DispatcherServlet is designed to be the single point of</w:t>
+      </w:r>
+      <w:r>
+        <w:rPr>
+          <w:lang w:val="en-GB"/>
+        </w:rPr>
+        <w:t xml:space="preserve"> entry for all web requests</w:t>
+      </w:r>
+      <w:r>
+        <w:rPr>
+          <w:lang w:val="en-GB"/>
+        </w:rPr>
+        <w:t>. It</w:t>
+      </w:r>
+      <w:r>
+        <w:rPr>
+          <w:lang w:val="en-GB"/>
+        </w:rPr>
+        <w:t xml:space="preserve"> does not</w:t>
+      </w:r>
+      <w:r>
+        <w:rPr>
+          <w:lang w:val="en-GB"/>
+        </w:rPr>
+        <w:t xml:space="preserve"> process</w:t>
+      </w:r>
+      <w:r>
+        <w:rPr>
+          <w:lang w:val="en-GB"/>
+        </w:rPr>
+        <w:t xml:space="preserve"> the request, but rather for delegate the</w:t>
+      </w:r>
+      <w:r>
+        <w:rPr>
+          <w:lang w:val="en-GB"/>
+        </w:rPr>
+        <w:t xml:space="preserve"> responsibility to other components.</w:t>
       </w:r>
     </w:p>
     <w:p>
@@ -406,7 +608,19 @@
         <w:rPr>
           <w:lang w:val="en-GB"/>
         </w:rPr>
-        <w:t>In detail: Spring uses "Handler Mappings" (often based on annotations like @RequestMapping on your Controller methods) to match the incoming URL to the correct Controller method. Once a match is found, the DispatcherServlet invokes that specific Controller method, passing relevant request data to it.</w:t>
+        <w:t>In detail: Spring uses "Handler Mappings" (often based on annot</w:t>
+      </w:r>
+      <w:r>
+        <w:rPr>
+          <w:lang w:val="en-GB"/>
+        </w:rPr>
+        <w:t xml:space="preserve">ations like @RequestMapping on </w:t>
+      </w:r>
+      <w:r>
+        <w:rPr>
+          <w:lang w:val="en-GB"/>
+        </w:rPr>
+        <w:t>our Controller methods) to match the incoming URL to the correct Controller method. Once a match is found, the DispatcherServlet invokes that specific Controller method, passing relevant request data to it.</w:t>
       </w:r>
     </w:p>
     <w:p>
@@ -442,7 +656,59 @@
         <w:rPr>
           <w:lang w:val="en-GB"/>
         </w:rPr>
-        <w:t>What happens: The chosen Controller method executes its logic to process the request. It performs necessary operations and prepares any data that needs to be displayed to the user. This data is then put into a Model object.</w:t>
+        <w:t xml:space="preserve">What happens: The chosen Controller method </w:t>
+      </w:r>
+      <w:r>
+        <w:rPr>
+          <w:u w:val="single"/>
+          <w:lang w:val="en-GB"/>
+        </w:rPr>
+        <w:t>executes its logic</w:t>
+      </w:r>
+      <w:r>
+        <w:rPr>
+          <w:lang w:val="en-GB"/>
+        </w:rPr>
+        <w:t xml:space="preserve"> to process the request. It performs necessary operations and </w:t>
+      </w:r>
+      <w:r>
+        <w:rPr>
+          <w:u w:val="single"/>
+          <w:lang w:val="en-GB"/>
+        </w:rPr>
+        <w:t>prepares any data</w:t>
+      </w:r>
+      <w:r>
+        <w:rPr>
+          <w:lang w:val="en-GB"/>
+        </w:rPr>
+        <w:t xml:space="preserve"> that needs to be displayed to the user. This </w:t>
+      </w:r>
+      <w:r>
+        <w:rPr>
+          <w:u w:val="single"/>
+          <w:lang w:val="en-GB"/>
+        </w:rPr>
+        <w:t>data</w:t>
+      </w:r>
+      <w:r>
+        <w:rPr>
+          <w:lang w:val="en-GB"/>
+        </w:rPr>
+        <w:t xml:space="preserve"> is then </w:t>
+      </w:r>
+      <w:r>
+        <w:rPr>
+          <w:u w:val="single"/>
+          <w:lang w:val="en-GB"/>
+        </w:rPr>
+        <w:t>put into a Model object</w:t>
+      </w:r>
+      <w:r>
+        <w:rPr>
+          <w:lang w:val="en-GB"/>
+        </w:rPr>
+        <w:t>.</w:t>
       </w:r>
     </w:p>
     <w:p>
@@ -496,7 +762,53 @@
         <w:rPr>
           <w:lang w:val="en-GB"/>
         </w:rPr>
-        <w:t>What happens: The Controller returns the Model (containing the data) and the logical name of the View (e.g., "productsList", "welcomePage") back to the DispatcherServlet.</w:t>
+        <w:t xml:space="preserve">What happens: The </w:t>
+      </w:r>
+      <w:r>
+        <w:rPr>
+          <w:u w:val="single"/>
+          <w:lang w:val="en-GB"/>
+        </w:rPr>
+        <w:t>Controller returns the Model</w:t>
+      </w:r>
+      <w:r>
+        <w:rPr>
+          <w:lang w:val="en-GB"/>
+        </w:rPr>
+        <w:t xml:space="preserve"> (containing the data) </w:t>
+      </w:r>
+      <w:r>
+        <w:rPr>
+          <w:u w:val="single"/>
+          <w:lang w:val="en-GB"/>
+        </w:rPr>
+        <w:t>and the View</w:t>
+      </w:r>
+      <w:r>
+        <w:rPr>
+          <w:u w:val="single"/>
+          <w:lang w:val="en-GB"/>
+        </w:rPr>
+        <w:t xml:space="preserve"> name</w:t>
+      </w:r>
+      <w:r>
+        <w:rPr>
+          <w:lang w:val="en-GB"/>
+        </w:rPr>
+        <w:t xml:space="preserve"> (e.g., "productsList", "welcomePage") </w:t>
+      </w:r>
+      <w:r>
+        <w:rPr>
+          <w:u w:val="single"/>
+          <w:lang w:val="en-GB"/>
+        </w:rPr>
+        <w:t>back to the DispatcherServlet</w:t>
+      </w:r>
+      <w:r>
+        <w:rPr>
+          <w:lang w:val="en-GB"/>
+        </w:rPr>
+        <w:t>.</w:t>
       </w:r>
     </w:p>
     <w:p>
@@ -550,7 +862,19 @@
         <w:rPr>
           <w:lang w:val="en-GB"/>
         </w:rPr>
-        <w:t>What happens: The DispatcherServlet needs to find the actual physical location of the View template based on the logical view name provided by the Controller. Once found, it delegates the task of generating the final response to this View template.</w:t>
+        <w:t>What happens: The DispatcherServlet find</w:t>
+      </w:r>
+      <w:r>
+        <w:rPr>
+          <w:lang w:val="en-GB"/>
+        </w:rPr>
+        <w:t>s</w:t>
+      </w:r>
+      <w:r>
+        <w:rPr>
+          <w:lang w:val="en-GB"/>
+        </w:rPr>
+        <w:t xml:space="preserve"> the actual physical location of the View template based on the view name provided by the Controller. Once found, it delegates the task of generating the final response to this View template.</w:t>
       </w:r>
     </w:p>
     <w:p>
@@ -604,7 +928,20 @@
         <w:rPr>
           <w:lang w:val="en-GB"/>
         </w:rPr>
-        <w:t>What happens: The View template takes the data from the Model and combines it with its own structure (e.g., HTML, CSS, JavaScript) to produce the final output that will be sent to the user.</w:t>
+        <w:t xml:space="preserve">What happens: The </w:t>
+      </w:r>
+      <w:r>
+        <w:rPr>
+          <w:u w:val="single"/>
+          <w:lang w:val="en-GB"/>
+        </w:rPr>
+        <w:t>View template takes the data from the Model and combines it with its own structure</w:t>
+      </w:r>
+      <w:r>
+        <w:rPr>
+          <w:lang w:val="en-GB"/>
+        </w:rPr>
+        <w:t xml:space="preserve"> (e.g., HTML, CSS, JavaScript) to produce the final output.</w:t>
       </w:r>
     </w:p>
     <w:p>
@@ -665,7 +1002,27 @@
           <w:lang w:val="en-GB"/>
         </w:rPr>
         <w:lastRenderedPageBreak/>
-        <w:t>What happens: Once the View template has finished generating the complete response (e.g., a full HTML page), it hands this rendered content back to the DispatcherServlet.</w:t>
+        <w:t xml:space="preserve">What happens: </w:t>
+      </w:r>
+      <w:r>
+        <w:rPr>
+          <w:u w:val="single"/>
+          <w:lang w:val="en-GB"/>
+        </w:rPr>
+        <w:t xml:space="preserve">View template finishes </w:t>
+      </w:r>
+      <w:r>
+        <w:rPr>
+          <w:u w:val="single"/>
+          <w:lang w:val="en-GB"/>
+        </w:rPr>
+        <w:t>generating the complete response</w:t>
+      </w:r>
+      <w:r>
+        <w:rPr>
+          <w:lang w:val="en-GB"/>
+        </w:rPr>
+        <w:t xml:space="preserve"> (e.g., a full HTML page), it hands this rendered content back to the DispatcherServlet.</w:t>
       </w:r>
     </w:p>
     <w:p>
@@ -1209,7 +1566,13 @@
         <w:rPr>
           <w:lang w:val="en-GB"/>
         </w:rPr>
-        <w:t xml:space="preserve">It is responsible for mapping logical view (which is returned by controller) with actual view (the actual jsp file) and returns the actual view back to dispatcher servlet </w:t>
+        <w:t xml:space="preserve">It is responsible for mapping logical view (which is returned by controller) with actual view (the actual jsp file) and returns the actual </w:t>
+      </w:r>
+      <w:r>
+        <w:rPr>
+          <w:lang w:val="en-GB"/>
+        </w:rPr>
+        <w:t>view back to dispatcher Servlet.</w:t>
       </w:r>
     </w:p>
     <w:p>
